--- a/Poster.docx
+++ b/Poster.docx
@@ -30,15 +30,6 @@
           <w:szCs w:val="32"/>
         </w:rPr>
       </w:pPr>
-    </w:p>
-    <w:p>
-      <w:pPr>
-        <w:jc w:val="center"/>
-        <w:rPr>
-          <w:sz w:val="32"/>
-          <w:szCs w:val="32"/>
-        </w:rPr>
-      </w:pPr>
       <w:r>
         <w:rPr>
           <w:sz w:val="32"/>
@@ -49,17 +40,57 @@
     </w:p>
     <w:p>
       <w:pPr>
-        <w:rPr>
-          <w:sz w:val="32"/>
-          <w:szCs w:val="32"/>
-        </w:rPr>
+        <w:jc w:val="center"/>
       </w:pPr>
+      <w:r>
+        <w:drawing>
+          <wp:inline distT="0" distB="0" distL="0" distR="0" wp14:anchorId="5D86494C" wp14:editId="0117EF05">
+            <wp:extent cx="4749800" cy="5622586"/>
+            <wp:effectExtent l="0" t="0" r="0" b="0"/>
+            <wp:docPr id="1807438288" name="Image 1"/>
+            <wp:cNvGraphicFramePr>
+              <a:graphicFrameLocks xmlns:a="http://schemas.openxmlformats.org/drawingml/2006/main" noChangeAspect="1"/>
+            </wp:cNvGraphicFramePr>
+            <a:graphic xmlns:a="http://schemas.openxmlformats.org/drawingml/2006/main">
+              <a:graphicData uri="http://schemas.openxmlformats.org/drawingml/2006/picture">
+                <pic:pic xmlns:pic="http://schemas.openxmlformats.org/drawingml/2006/picture">
+                  <pic:nvPicPr>
+                    <pic:cNvPr id="1807438288" name=""/>
+                    <pic:cNvPicPr/>
+                  </pic:nvPicPr>
+                  <pic:blipFill>
+                    <a:blip r:embed="rId4"/>
+                    <a:stretch>
+                      <a:fillRect/>
+                    </a:stretch>
+                  </pic:blipFill>
+                  <pic:spPr>
+                    <a:xfrm>
+                      <a:off x="0" y="0"/>
+                      <a:ext cx="4759259" cy="5633783"/>
+                    </a:xfrm>
+                    <a:prstGeom prst="rect">
+                      <a:avLst/>
+                    </a:prstGeom>
+                  </pic:spPr>
+                </pic:pic>
+              </a:graphicData>
+            </a:graphic>
+          </wp:inline>
+        </w:drawing>
+      </w:r>
     </w:p>
     <w:p>
+      <w:pPr>
+        <w:jc w:val="center"/>
+      </w:pPr>
       <w:r>
+        <w:rPr>
+          <w:noProof/>
+        </w:rPr>
         <w:drawing>
-          <wp:inline distT="0" distB="0" distL="0" distR="0" wp14:anchorId="543C3C19" wp14:editId="04A759A4">
-            <wp:extent cx="5760720" cy="5760720"/>
+          <wp:inline distT="0" distB="0" distL="0" distR="0" wp14:anchorId="3EB29796" wp14:editId="515A9432">
+            <wp:extent cx="1866900" cy="1866900"/>
             <wp:effectExtent l="0" t="0" r="0" b="0"/>
             <wp:docPr id="110974564" name="Image 2"/>
             <wp:cNvGraphicFramePr>
@@ -75,7 +106,7 @@
                     </pic:cNvPicPr>
                   </pic:nvPicPr>
                   <pic:blipFill>
-                    <a:blip r:embed="rId4">
+                    <a:blip r:embed="rId5" cstate="print">
                       <a:extLst>
                         <a:ext uri="{28A0092B-C50C-407E-A947-70E740481C1C}">
                           <a14:useLocalDpi xmlns:a14="http://schemas.microsoft.com/office/drawing/2010/main" val="0"/>
@@ -90,7 +121,7 @@
                   <pic:spPr bwMode="auto">
                     <a:xfrm>
                       <a:off x="0" y="0"/>
-                      <a:ext cx="5760720" cy="5760720"/>
+                      <a:ext cx="1866900" cy="1866900"/>
                     </a:xfrm>
                     <a:prstGeom prst="rect">
                       <a:avLst/>
@@ -107,8 +138,6 @@
         </w:drawing>
       </w:r>
     </w:p>
-    <w:p/>
-    <w:p/>
     <w:p>
       <w:pPr>
         <w:jc w:val="center"/>
@@ -128,7 +157,7 @@
         </w:rPr>
         <w:t xml:space="preserve">Adresse web : </w:t>
       </w:r>
-      <w:hyperlink r:id="rId5" w:history="1">
+      <w:hyperlink r:id="rId6" w:history="1">
         <w:r>
           <w:rPr>
             <w:rStyle w:val="Lienhypertexte"/>
@@ -141,7 +170,6 @@
         </w:r>
       </w:hyperlink>
     </w:p>
-    <w:p/>
     <w:sectPr>
       <w:pgSz w:w="11906" w:h="16838"/>
       <w:pgMar w:top="1417" w:right="1417" w:bottom="1417" w:left="1417" w:header="708" w:footer="708" w:gutter="0"/>
@@ -755,6 +783,7 @@
   <w:style w:type="character" w:default="1" w:styleId="Policepardfaut">
     <w:name w:val="Default Paragraph Font"/>
     <w:uiPriority w:val="1"/>
+    <w:semiHidden/>
     <w:unhideWhenUsed/>
   </w:style>
   <w:style w:type="table" w:default="1" w:styleId="TableauNormal">
